--- a/resources/templates/template_001_入党申请书.docx
+++ b/resources/templates/template_001_入党申请书.docx
@@ -168,8 +168,6 @@
                 <w:lang w:val="en-US" w:eastAsia="zh-CN"/>
               </w:rPr>
             </w:pPr>
-            <w:bookmarkStart w:id="0" w:name="_GoBack"/>
-            <w:bookmarkEnd w:id="0"/>
             <w:r>
               <w:rPr>
                 <w:rFonts w:hint="eastAsia" w:ascii="方正仿宋简体" w:hAnsi="宋体" w:cs="Times New Roman"/>
@@ -609,11 +607,21 @@
               <w:ind w:firstLine="0"/>
               <w:jc w:val="center"/>
               <w:rPr>
-                <w:rFonts w:ascii="方正仿宋简体" w:hAnsi="宋体" w:cs="Times New Roman"/>
-                <w:sz w:val="24"/>
-                <w:szCs w:val="24"/>
-              </w:rPr>
-            </w:pPr>
+                <w:rFonts w:hint="default" w:ascii="方正仿宋简体" w:hAnsi="宋体" w:eastAsia="方正仿宋简体" w:cs="Times New Roman"/>
+                <w:sz w:val="24"/>
+                <w:szCs w:val="24"/>
+                <w:lang w:val="en-US" w:eastAsia="zh-CN"/>
+              </w:rPr>
+            </w:pPr>
+            <w:r>
+              <w:rPr>
+                <w:rFonts w:hint="eastAsia" w:ascii="方正仿宋简体" w:hAnsi="宋体" w:cs="Times New Roman"/>
+                <w:sz w:val="24"/>
+                <w:szCs w:val="24"/>
+                <w:lang w:val="en-US" w:eastAsia="zh-CN"/>
+              </w:rPr>
+              <w:t>{{团内职务}}</w:t>
+            </w:r>
           </w:p>
         </w:tc>
         <w:tc>
@@ -1017,11 +1025,32 @@
               <w:ind w:firstLine="0"/>
               <w:jc w:val="both"/>
               <w:rPr>
-                <w:rFonts w:ascii="方正仿宋简体" w:hAnsi="宋体" w:cs="Times New Roman"/>
+                <w:rFonts w:hint="default" w:ascii="方正仿宋简体" w:hAnsi="宋体" w:eastAsia="方正仿宋简体" w:cs="Times New Roman"/>
                 <w:sz w:val="28"/>
                 <w:szCs w:val="28"/>
-              </w:rPr>
-            </w:pPr>
+                <w:lang w:val="en-US" w:eastAsia="zh-CN"/>
+              </w:rPr>
+            </w:pPr>
+            <w:r>
+              <w:rPr>
+                <w:rFonts w:hint="eastAsia" w:ascii="方正仿宋简体" w:hAnsi="宋体" w:cs="Times New Roman"/>
+                <w:sz w:val="28"/>
+                <w:szCs w:val="28"/>
+                <w:lang w:val="en-US" w:eastAsia="zh-CN"/>
+              </w:rPr>
+              <w:t>{{优缺点</w:t>
+            </w:r>
+            <w:bookmarkStart w:id="0" w:name="_GoBack"/>
+            <w:bookmarkEnd w:id="0"/>
+            <w:r>
+              <w:rPr>
+                <w:rFonts w:hint="eastAsia" w:ascii="方正仿宋简体" w:hAnsi="宋体" w:cs="Times New Roman"/>
+                <w:sz w:val="28"/>
+                <w:szCs w:val="28"/>
+                <w:lang w:val="en-US" w:eastAsia="zh-CN"/>
+              </w:rPr>
+              <w:t>}}</w:t>
+            </w:r>
           </w:p>
           <w:p>
             <w:pPr>

--- a/resources/templates/template_001_入党申请书.docx
+++ b/resources/templates/template_001_入党申请书.docx
@@ -1026,31 +1026,22 @@
               <w:jc w:val="both"/>
               <w:rPr>
                 <w:rFonts w:hint="default" w:ascii="方正仿宋简体" w:hAnsi="宋体" w:eastAsia="方正仿宋简体" w:cs="Times New Roman"/>
-                <w:sz w:val="28"/>
-                <w:szCs w:val="28"/>
+                <w:sz w:val="18"/>
+                <w:szCs w:val="18"/>
                 <w:lang w:val="en-US" w:eastAsia="zh-CN"/>
               </w:rPr>
             </w:pPr>
             <w:r>
               <w:rPr>
                 <w:rFonts w:hint="eastAsia" w:ascii="方正仿宋简体" w:hAnsi="宋体" w:cs="Times New Roman"/>
-                <w:sz w:val="28"/>
-                <w:szCs w:val="28"/>
+                <w:sz w:val="18"/>
+                <w:szCs w:val="18"/>
                 <w:lang w:val="en-US" w:eastAsia="zh-CN"/>
               </w:rPr>
-              <w:t>{{优缺点</w:t>
+              <w:t>{{优缺点}}</w:t>
             </w:r>
             <w:bookmarkStart w:id="0" w:name="_GoBack"/>
             <w:bookmarkEnd w:id="0"/>
-            <w:r>
-              <w:rPr>
-                <w:rFonts w:hint="eastAsia" w:ascii="方正仿宋简体" w:hAnsi="宋体" w:cs="Times New Roman"/>
-                <w:sz w:val="28"/>
-                <w:szCs w:val="28"/>
-                <w:lang w:val="en-US" w:eastAsia="zh-CN"/>
-              </w:rPr>
-              <w:t>}}</w:t>
-            </w:r>
           </w:p>
           <w:p>
             <w:pPr>

--- a/resources/templates/template_001_入党申请书.docx
+++ b/resources/templates/template_001_入党申请书.docx
@@ -1402,21 +1402,10 @@
                 <w:highlight w:val="none"/>
                 <w:lang w:val="en-US" w:eastAsia="zh-CN"/>
               </w:rPr>
-              <w:t>{{支部名称</w:t>
+              <w:t>{{支部名称}}</w:t>
             </w:r>
             <w:bookmarkStart w:id="0" w:name="_GoBack"/>
             <w:bookmarkEnd w:id="0"/>
-            <w:r>
-              <w:rPr>
-                <w:rFonts w:hint="eastAsia" w:ascii="宋体" w:hAnsi="宋体" w:eastAsia="宋体" w:cs="Times New Roman"/>
-                <w:bCs/>
-                <w:sz w:val="28"/>
-                <w:szCs w:val="28"/>
-                <w:highlight w:val="none"/>
-                <w:lang w:val="en-US" w:eastAsia="zh-CN"/>
-              </w:rPr>
-              <w:t>}}</w:t>
-            </w:r>
           </w:p>
           <w:p>
             <w:pPr>
@@ -1430,8 +1419,20 @@
                 <w:sz w:val="28"/>
                 <w:szCs w:val="28"/>
                 <w:highlight w:val="none"/>
-              </w:rPr>
-            </w:pPr>
+                <w:lang w:val="en-US" w:eastAsia="zh-CN"/>
+              </w:rPr>
+            </w:pPr>
+            <w:r>
+              <w:rPr>
+                <w:rFonts w:hint="eastAsia" w:ascii="宋体" w:hAnsi="宋体" w:eastAsia="宋体" w:cs="Times New Roman"/>
+                <w:bCs/>
+                <w:sz w:val="28"/>
+                <w:szCs w:val="28"/>
+                <w:highlight w:val="none"/>
+                <w:lang w:val="en-US" w:eastAsia="zh-CN"/>
+              </w:rPr>
+              <w:t>{{branch_secretary}}</w:t>
+            </w:r>
           </w:p>
           <w:p>
             <w:pPr>
@@ -1796,7 +1797,7 @@
   <w:docDefaults>
     <w:rPrDefault>
       <w:rPr>
-        <w:rFonts w:asciiTheme="minorHAnsi" w:hAnsiTheme="minorHAnsi" w:eastAsiaTheme="minorEastAsia" w:cstheme="minorBidi"/>
+        <w:rFonts w:ascii="Times New Roman" w:hAnsi="Times New Roman" w:eastAsia="宋体" w:cs="Times New Roman"/>
       </w:rPr>
     </w:rPrDefault>
     <w:pPrDefault/>

--- a/resources/templates/template_001_入党申请书.docx
+++ b/resources/templates/template_001_入党申请书.docx
@@ -4,154 +4,22 @@
   <w:body>
     <w:p>
       <w:pPr>
-        <w:keepNext w:val="0"/>
-        <w:keepLines w:val="0"/>
-        <w:pageBreakBefore w:val="0"/>
-        <w:widowControl w:val="0"/>
-        <w:kinsoku/>
-        <w:wordWrap/>
-        <w:overflowPunct/>
-        <w:topLinePunct w:val="0"/>
-        <w:autoSpaceDE/>
-        <w:autoSpaceDN/>
-        <w:bidi w:val="0"/>
-        <w:adjustRightInd/>
-        <w:snapToGrid/>
-        <w:spacing w:line="588" w:lineRule="exact"/>
-        <w:ind w:firstLine="680" w:firstLineChars="200"/>
-        <w:textAlignment w:val="auto"/>
         <w:rPr>
-          <w:rFonts w:hint="default" w:ascii="Times New Roman" w:hAnsi="Times New Roman" w:eastAsia="仿宋_GB2312" w:cs="Times New Roman"/>
-          <w:sz w:val="34"/>
-          <w:szCs w:val="34"/>
-        </w:rPr>
-      </w:pPr>
-    </w:p>
-    <w:p>
-      <w:pPr>
-        <w:keepNext w:val="0"/>
-        <w:keepLines w:val="0"/>
-        <w:pageBreakBefore w:val="0"/>
-        <w:widowControl w:val="0"/>
-        <w:kinsoku/>
-        <w:wordWrap/>
-        <w:overflowPunct/>
-        <w:topLinePunct w:val="0"/>
-        <w:autoSpaceDE/>
-        <w:autoSpaceDN/>
-        <w:bidi w:val="0"/>
-        <w:adjustRightInd/>
-        <w:snapToGrid/>
-        <w:spacing w:line="588" w:lineRule="exact"/>
-        <w:jc w:val="center"/>
-        <w:textAlignment w:val="auto"/>
-        <w:rPr>
-          <w:rFonts w:hint="eastAsia" w:ascii="方正小标宋简体" w:hAnsi="方正小标宋简体" w:eastAsia="方正小标宋简体" w:cs="方正小标宋简体"/>
-          <w:sz w:val="44"/>
-          <w:szCs w:val="44"/>
+          <w:rFonts w:hint="eastAsia" w:ascii="仿宋" w:hAnsi="仿宋" w:eastAsia="仿宋" w:cs="仿宋"/>
+          <w:sz w:val="32"/>
+          <w:szCs w:val="32"/>
+          <w:lang w:val="en-US" w:eastAsia="zh-CN"/>
         </w:rPr>
       </w:pPr>
       <w:r>
         <w:rPr>
-          <w:rFonts w:hint="eastAsia" w:ascii="方正小标宋简体" w:hAnsi="方正小标宋简体" w:eastAsia="方正小标宋简体" w:cs="方正小标宋简体"/>
-          <w:sz w:val="44"/>
-          <w:szCs w:val="44"/>
+          <w:rFonts w:hint="eastAsia" w:ascii="仿宋" w:hAnsi="仿宋" w:eastAsia="仿宋" w:cs="仿宋"/>
+          <w:sz w:val="32"/>
+          <w:szCs w:val="32"/>
+          <w:lang w:val="en-US" w:eastAsia="zh-CN"/>
         </w:rPr>
-        <w:t>入党申请书</w:t>
+        <w:t>111</w:t>
       </w:r>
-    </w:p>
-    <w:p>
-      <w:pPr>
-        <w:keepNext w:val="0"/>
-        <w:keepLines w:val="0"/>
-        <w:pageBreakBefore w:val="0"/>
-        <w:widowControl w:val="0"/>
-        <w:kinsoku/>
-        <w:wordWrap/>
-        <w:overflowPunct/>
-        <w:topLinePunct w:val="0"/>
-        <w:autoSpaceDE/>
-        <w:autoSpaceDN/>
-        <w:bidi w:val="0"/>
-        <w:adjustRightInd/>
-        <w:snapToGrid/>
-        <w:spacing w:line="588" w:lineRule="exact"/>
-        <w:ind w:firstLine="680" w:firstLineChars="200"/>
-        <w:textAlignment w:val="auto"/>
-        <w:rPr>
-          <w:rFonts w:hint="default" w:ascii="Times New Roman" w:hAnsi="Times New Roman" w:eastAsia="仿宋_GB2312" w:cs="Times New Roman"/>
-          <w:sz w:val="34"/>
-          <w:szCs w:val="34"/>
-        </w:rPr>
-      </w:pPr>
-    </w:p>
-    <w:p>
-      <w:pPr>
-        <w:keepNext w:val="0"/>
-        <w:keepLines w:val="0"/>
-        <w:pageBreakBefore w:val="0"/>
-        <w:widowControl w:val="0"/>
-        <w:kinsoku/>
-        <w:wordWrap/>
-        <w:overflowPunct/>
-        <w:topLinePunct w:val="0"/>
-        <w:autoSpaceDE/>
-        <w:autoSpaceDN/>
-        <w:bidi w:val="0"/>
-        <w:adjustRightInd/>
-        <w:snapToGrid/>
-        <w:spacing w:line="588" w:lineRule="exact"/>
-        <w:ind w:firstLine="680" w:firstLineChars="200"/>
-        <w:textAlignment w:val="auto"/>
-        <w:rPr>
-          <w:rFonts w:hint="default" w:ascii="Times New Roman" w:hAnsi="Times New Roman" w:eastAsia="仿宋_GB2312" w:cs="Times New Roman"/>
-          <w:sz w:val="34"/>
-          <w:szCs w:val="34"/>
-        </w:rPr>
-      </w:pPr>
-      <w:r>
-        <w:rPr>
-          <w:rFonts w:hint="default" w:ascii="Times New Roman" w:hAnsi="Times New Roman" w:eastAsia="仿宋_GB2312" w:cs="Times New Roman"/>
-          <w:sz w:val="34"/>
-          <w:szCs w:val="34"/>
-        </w:rPr>
-        <w:t>入党申请书一般应当有以下基本内容：（1）为什么要入党，主要写自己对党的认识和入党动机；（2）自己的政治信念、成长经历和思想、工作、学习、作风等方面的情况；（3）对待入党的态度和决心，主要写自己应该如何积极争取加入党组织，表明自己要求入党的决心和今后工作、学习、生活等方面的打算。</w:t>
-      </w:r>
-    </w:p>
-    <w:p>
-      <w:pPr>
-        <w:keepNext w:val="0"/>
-        <w:keepLines w:val="0"/>
-        <w:pageBreakBefore w:val="0"/>
-        <w:widowControl w:val="0"/>
-        <w:kinsoku/>
-        <w:wordWrap/>
-        <w:overflowPunct/>
-        <w:topLinePunct w:val="0"/>
-        <w:autoSpaceDE/>
-        <w:autoSpaceDN/>
-        <w:bidi w:val="0"/>
-        <w:adjustRightInd/>
-        <w:snapToGrid/>
-        <w:spacing w:line="588" w:lineRule="exact"/>
-        <w:ind w:firstLine="680" w:firstLineChars="200"/>
-        <w:textAlignment w:val="auto"/>
-        <w:rPr>
-          <w:rFonts w:hint="default" w:ascii="Times New Roman" w:hAnsi="Times New Roman" w:eastAsia="仿宋_GB2312" w:cs="Times New Roman"/>
-          <w:sz w:val="34"/>
-          <w:szCs w:val="34"/>
-        </w:rPr>
-      </w:pPr>
-      <w:r>
-        <w:rPr>
-          <w:rFonts w:hint="default" w:ascii="Times New Roman" w:hAnsi="Times New Roman" w:eastAsia="仿宋_GB2312" w:cs="Times New Roman"/>
-          <w:sz w:val="34"/>
-          <w:szCs w:val="34"/>
-        </w:rPr>
-        <w:t>写入党申请书要对党忠诚老实，如实向党组织说明自己的政治历史、本人经历等有关情况，不得隐瞒或伪造。</w:t>
-      </w:r>
-    </w:p>
-    <w:p>
       <w:bookmarkStart w:id="0" w:name="_GoBack"/>
       <w:bookmarkEnd w:id="0"/>
     </w:p>
@@ -241,7 +109,7 @@
     <w:lsdException w:qFormat="1" w:unhideWhenUsed="0" w:uiPriority="0" w:semiHidden="0" w:name="Title"/>
     <w:lsdException w:unhideWhenUsed="0" w:uiPriority="0" w:semiHidden="0" w:name="Closing"/>
     <w:lsdException w:unhideWhenUsed="0" w:uiPriority="0" w:semiHidden="0" w:name="Signature"/>
-    <w:lsdException w:unhideWhenUsed="0" w:uiPriority="0" w:name="Default Paragraph Font"/>
+    <w:lsdException w:qFormat="1" w:unhideWhenUsed="0" w:uiPriority="0" w:name="Default Paragraph Font"/>
     <w:lsdException w:unhideWhenUsed="0" w:uiPriority="0" w:semiHidden="0" w:name="Body Text"/>
     <w:lsdException w:unhideWhenUsed="0" w:uiPriority="0" w:semiHidden="0" w:name="Body Text Indent"/>
     <w:lsdException w:unhideWhenUsed="0" w:uiPriority="0" w:semiHidden="0" w:name="List Continue"/>
@@ -279,7 +147,7 @@
     <w:lsdException w:unhideWhenUsed="0" w:uiPriority="0" w:semiHidden="0" w:name="HTML Sample"/>
     <w:lsdException w:unhideWhenUsed="0" w:uiPriority="0" w:semiHidden="0" w:name="HTML Typewriter"/>
     <w:lsdException w:unhideWhenUsed="0" w:uiPriority="0" w:semiHidden="0" w:name="HTML Variable"/>
-    <w:lsdException w:unhideWhenUsed="0" w:uiPriority="0" w:name="Normal Table"/>
+    <w:lsdException w:qFormat="1" w:unhideWhenUsed="0" w:uiPriority="0" w:name="Normal Table"/>
     <w:lsdException w:unhideWhenUsed="0" w:uiPriority="0" w:semiHidden="0" w:name="annotation subject"/>
     <w:lsdException w:unhideWhenUsed="0" w:uiPriority="0" w:semiHidden="0" w:name="Table Simple 1"/>
     <w:lsdException w:unhideWhenUsed="0" w:uiPriority="0" w:semiHidden="0" w:name="Table Simple 2"/>
@@ -444,11 +312,13 @@
   <w:style w:type="character" w:default="1" w:styleId="3">
     <w:name w:val="Default Paragraph Font"/>
     <w:semiHidden/>
+    <w:qFormat/>
     <w:uiPriority w:val="0"/>
   </w:style>
   <w:style w:type="table" w:default="1" w:styleId="2">
     <w:name w:val="Normal Table"/>
     <w:semiHidden/>
+    <w:qFormat/>
     <w:uiPriority w:val="0"/>
     <w:tblPr>
       <w:tblCellMar>
